--- a/pr-preview/pr-123/index.docx
+++ b/pr-preview/pr-123/index.docx
@@ -15,7 +15,7 @@
         <w:pStyle w:val="Date"/>
       </w:pPr>
       <w:r>
-        <w:t xml:space="preserve">Last modified: 2026-10-13 15:26:44 (PDT)</w:t>
+        <w:t xml:space="preserve">Last modified: 2026-10-13 18:07:24 (PDT)</w:t>
       </w:r>
     </w:p>
     <w:p>
@@ -614,12 +614,227 @@
       </w:r>
     </w:p>
     <w:bookmarkEnd w:id="26"/>
-    <w:bookmarkStart w:id="30" w:name="origin"/>
+    <w:bookmarkStart w:id="32" w:name="comparable-courses"/>
     <w:p>
       <w:pPr>
         <w:pStyle w:val="Heading2"/>
       </w:pPr>
       <w:r>
+        <w:t xml:space="preserve">Comparable courses</w:t>
+      </w:r>
+    </w:p>
+    <w:p>
+      <w:pPr>
+        <w:pStyle w:val="FirstParagraph"/>
+      </w:pPr>
+      <w:r>
+        <w:t xml:space="preserve">Stanford’s statistics department posts the materials of several courses</w:t>
+      </w:r>
+      <w:r>
+        <w:t xml:space="preserve"> </w:t>
+      </w:r>
+      <w:r>
+        <w:t xml:space="preserve">that cover the same inference topics at a more mathematical level:</w:t>
+      </w:r>
+    </w:p>
+    <w:p>
+      <w:pPr>
+        <w:pStyle w:val="Compact"/>
+        <w:numPr>
+          <w:ilvl w:val="0"/>
+          <w:numId w:val="1005"/>
+        </w:numPr>
+      </w:pPr>
+      <w:r>
+        <w:rPr>
+          <w:b/>
+          <w:bCs/>
+        </w:rPr>
+        <w:t xml:space="preserve">STATS 200</w:t>
+      </w:r>
+      <w:r>
+        <w:t xml:space="preserve">,</w:t>
+      </w:r>
+      <w:r>
+        <w:t xml:space="preserve"> </w:t>
+      </w:r>
+      <w:hyperlink r:id="rId27">
+        <w:r>
+          <w:rPr>
+            <w:rStyle w:val="Hyperlink"/>
+            <w:i/>
+            <w:iCs/>
+          </w:rPr>
+          <w:t xml:space="preserve">Introduction to Statistical Inference</w:t>
+        </w:r>
+      </w:hyperlink>
+      <w:r>
+        <w:t xml:space="preserve"> </w:t>
+      </w:r>
+      <w:r>
+        <w:t xml:space="preserve">(Zhou Fan, Autumn 2016): 29 lecture PDFs on testing, maximum likelihood, the bootstrap,</w:t>
+      </w:r>
+      <w:r>
+        <w:t xml:space="preserve"> </w:t>
+      </w:r>
+      <w:r>
+        <w:t xml:space="preserve">Bayesian analysis and regression, following Rice’s</w:t>
+      </w:r>
+      <w:r>
+        <w:t xml:space="preserve"> </w:t>
+      </w:r>
+      <w:r>
+        <w:rPr>
+          <w:i/>
+          <w:iCs/>
+        </w:rPr>
+        <w:t xml:space="preserve">Mathematical Statistics and Data Analysis</w:t>
+      </w:r>
+      <w:r>
+        <w:t xml:space="preserve">.</w:t>
+      </w:r>
+    </w:p>
+    <w:p>
+      <w:pPr>
+        <w:pStyle w:val="Compact"/>
+        <w:numPr>
+          <w:ilvl w:val="0"/>
+          <w:numId w:val="1005"/>
+        </w:numPr>
+      </w:pPr>
+      <w:r>
+        <w:rPr>
+          <w:b/>
+          <w:bCs/>
+        </w:rPr>
+        <w:t xml:space="preserve">STATS 300A</w:t>
+      </w:r>
+      <w:r>
+        <w:t xml:space="preserve">,</w:t>
+      </w:r>
+      <w:r>
+        <w:t xml:space="preserve"> </w:t>
+      </w:r>
+      <w:hyperlink r:id="rId28">
+        <w:r>
+          <w:rPr>
+            <w:rStyle w:val="Hyperlink"/>
+            <w:i/>
+            <w:iCs/>
+          </w:rPr>
+          <w:t xml:space="preserve">Theory of Statistics</w:t>
+        </w:r>
+      </w:hyperlink>
+      <w:r>
+        <w:t xml:space="preserve"> </w:t>
+      </w:r>
+      <w:r>
+        <w:t xml:space="preserve">(Andrea Montanari, Autumn 2018; see also</w:t>
+      </w:r>
+      <w:r>
+        <w:t xml:space="preserve"> </w:t>
+      </w:r>
+      <w:hyperlink r:id="rId29">
+        <w:r>
+          <w:rPr>
+            <w:rStyle w:val="Hyperlink"/>
+          </w:rPr>
+          <w:t xml:space="preserve">Lester Mackey’s 2015 scribed notes</w:t>
+        </w:r>
+      </w:hyperlink>
+      <w:r>
+        <w:t xml:space="preserve">):</w:t>
+      </w:r>
+      <w:r>
+        <w:t xml:space="preserve"> </w:t>
+      </w:r>
+      <w:r>
+        <w:t xml:space="preserve">finite-sample optimality, exponential families, and testing theory.</w:t>
+      </w:r>
+    </w:p>
+    <w:p>
+      <w:pPr>
+        <w:pStyle w:val="Compact"/>
+        <w:numPr>
+          <w:ilvl w:val="0"/>
+          <w:numId w:val="1005"/>
+        </w:numPr>
+      </w:pPr>
+      <w:r>
+        <w:rPr>
+          <w:b/>
+          <w:bCs/>
+        </w:rPr>
+        <w:t xml:space="preserve">STATS 300B</w:t>
+      </w:r>
+      <w:r>
+        <w:t xml:space="preserve">,</w:t>
+      </w:r>
+      <w:r>
+        <w:t xml:space="preserve"> </w:t>
+      </w:r>
+      <w:hyperlink r:id="rId30">
+        <w:r>
+          <w:rPr>
+            <w:rStyle w:val="Hyperlink"/>
+            <w:i/>
+            <w:iCs/>
+          </w:rPr>
+          <w:t xml:space="preserve">Theory of Statistics II</w:t>
+        </w:r>
+      </w:hyperlink>
+      <w:r>
+        <w:t xml:space="preserve"> </w:t>
+      </w:r>
+      <w:r>
+        <w:t xml:space="preserve">(John Duchi, Winter 2021): slides on asymptotic statistics and concentration.</w:t>
+      </w:r>
+    </w:p>
+    <w:p>
+      <w:pPr>
+        <w:pStyle w:val="Compact"/>
+        <w:numPr>
+          <w:ilvl w:val="0"/>
+          <w:numId w:val="1005"/>
+        </w:numPr>
+      </w:pPr>
+      <w:r>
+        <w:rPr>
+          <w:b/>
+          <w:bCs/>
+        </w:rPr>
+        <w:t xml:space="preserve">STATS 305B</w:t>
+      </w:r>
+      <w:r>
+        <w:t xml:space="preserve">,</w:t>
+      </w:r>
+      <w:r>
+        <w:t xml:space="preserve"> </w:t>
+      </w:r>
+      <w:hyperlink r:id="rId31">
+        <w:r>
+          <w:rPr>
+            <w:rStyle w:val="Hyperlink"/>
+            <w:i/>
+            <w:iCs/>
+          </w:rPr>
+          <w:t xml:space="preserve">Methods for Applied Statistics</w:t>
+        </w:r>
+      </w:hyperlink>
+      <w:r>
+        <w:t xml:space="preserve"> </w:t>
+      </w:r>
+      <w:r>
+        <w:t xml:space="preserve">(Jonathan Taylor): contingency tables, logistic regression and generalized linear models.</w:t>
+      </w:r>
+    </w:p>
+    <w:bookmarkEnd w:id="32"/>
+    <w:bookmarkStart w:id="36" w:name="origin"/>
+    <w:p>
+      <w:pPr>
+        <w:pStyle w:val="Heading2"/>
+      </w:pPr>
+      <w:r>
         <w:t xml:space="preserve">2 Origin</w:t>
       </w:r>
     </w:p>
@@ -633,7 +848,7 @@
       <w:r>
         <w:t xml:space="preserve"> </w:t>
       </w:r>
-      <w:hyperlink r:id="rId27">
+      <w:hyperlink r:id="rId33">
         <w:r>
           <w:rPr>
             <w:rStyle w:val="Hyperlink"/>
@@ -691,7 +906,7 @@
         <w:pStyle w:val="Compact"/>
         <w:numPr>
           <w:ilvl w:val="0"/>
-          <w:numId w:val="1005"/>
+          <w:numId w:val="1006"/>
         </w:numPr>
       </w:pPr>
       <w:r>
@@ -718,7 +933,7 @@
         <w:pStyle w:val="Compact"/>
         <w:numPr>
           <w:ilvl w:val="0"/>
-          <w:numId w:val="1005"/>
+          <w:numId w:val="1006"/>
         </w:numPr>
       </w:pPr>
       <w:r>
@@ -736,7 +951,7 @@
         <w:pStyle w:val="Compact"/>
         <w:numPr>
           <w:ilvl w:val="0"/>
-          <w:numId w:val="1005"/>
+          <w:numId w:val="1006"/>
         </w:numPr>
       </w:pPr>
       <w:r>
@@ -883,7 +1098,7 @@
         <w:pStyle w:val="Compact"/>
         <w:numPr>
           <w:ilvl w:val="0"/>
-          <w:numId w:val="1005"/>
+          <w:numId w:val="1006"/>
         </w:numPr>
       </w:pPr>
       <w:r>
@@ -961,7 +1176,7 @@
         <w:pStyle w:val="Compact"/>
         <w:numPr>
           <w:ilvl w:val="0"/>
-          <w:numId w:val="1005"/>
+          <w:numId w:val="1006"/>
         </w:numPr>
       </w:pPr>
       <w:r>
@@ -1038,7 +1253,7 @@
       <w:r>
         <w:t xml:space="preserve"> </w:t>
       </w:r>
-      <w:hyperlink r:id="rId28">
+      <w:hyperlink r:id="rId34">
         <w:r>
           <w:rPr>
             <w:rStyle w:val="Hyperlink"/>
@@ -1055,7 +1270,7 @@
       <w:r>
         <w:t xml:space="preserve"> </w:t>
       </w:r>
-      <w:hyperlink r:id="rId29">
+      <w:hyperlink r:id="rId35">
         <w:r>
           <w:rPr>
             <w:rStyle w:val="Hyperlink"/>
@@ -1076,8 +1291,8 @@
         <w:t xml:space="preserve">which are the canonical home for the probability and mathematics appendices of rme.</w:t>
       </w:r>
     </w:p>
-    <w:bookmarkEnd w:id="30"/>
-    <w:bookmarkStart w:id="31" w:name="using-these-notes-in-another-site"/>
+    <w:bookmarkEnd w:id="36"/>
+    <w:bookmarkStart w:id="37" w:name="using-these-notes-in-another-site"/>
     <w:p>
       <w:pPr>
         <w:pStyle w:val="Heading2"/>
@@ -1228,7 +1443,7 @@
         <w:t xml:space="preserve">.</w:t>
       </w:r>
     </w:p>
-    <w:bookmarkEnd w:id="31"/>
+    <w:bookmarkEnd w:id="37"/>
     <w:sectPr>
       <w:footnotePr>
         <w:numRestart w:val="eachSect"/>
@@ -1458,6 +1673,9 @@
     <w:abstractNumId w:val="991"/>
   </w:num>
   <w:num w:numId="1005">
+    <w:abstractNumId w:val="991"/>
+  </w:num>
+  <w:num w:numId="1006">
     <w:abstractNumId w:val="991"/>
   </w:num>
 </w:numbering>
